--- a/AI for Engineers Course/AI_for_Engineers_Final_Certification_Test.docx
+++ b/AI for Engineers Course/AI_for_Engineers_Final_Certification_Test.docx
@@ -654,7 +654,7 @@
           <w:sz w:val="22"/>
           <w:szCs w:val="22"/>
         </w:rPr>
-        <w:t xml:space="preserve">To handle concurrent I/O operations without blocking</w:t>
+        <w:t>To improve GPU performance</w:t>
       </w:r>
     </w:p>
     <w:p>
@@ -706,7 +706,7 @@
           <w:sz w:val="22"/>
           <w:szCs w:val="22"/>
         </w:rPr>
-        <w:t xml:space="preserve">To improve GPU performance</w:t>
+        <w:t>To handle concurrent I/O operations without blocking</w:t>
       </w:r>
     </w:p>
     <w:p>
@@ -1018,7 +1018,7 @@
           <w:sz w:val="22"/>
           <w:szCs w:val="22"/>
         </w:rPr>
-        <w:t xml:space="preserve">Managing memory allocation</w:t>
+        <w:t>Ensuring proper resource acquisition and release</w:t>
       </w:r>
     </w:p>
     <w:p>
@@ -1044,7 +1044,7 @@
           <w:sz w:val="22"/>
           <w:szCs w:val="22"/>
         </w:rPr>
-        <w:t xml:space="preserve">Ensuring proper resource acquisition and release</w:t>
+        <w:t>Managing memory allocation</w:t>
       </w:r>
     </w:p>
     <w:p>
@@ -1174,7 +1174,7 @@
           <w:sz w:val="22"/>
           <w:szCs w:val="22"/>
         </w:rPr>
-        <w:t xml:space="preserve">They improve code readability and enable IDE support</w:t>
+        <w:t>They are only for documentation</w:t>
       </w:r>
     </w:p>
     <w:p>
@@ -1226,7 +1226,7 @@
           <w:sz w:val="22"/>
           <w:szCs w:val="22"/>
         </w:rPr>
-        <w:t xml:space="preserve">They are only for documentation</w:t>
+        <w:t>They improve code readability and enable IDE support</w:t>
       </w:r>
     </w:p>
     <w:p>
@@ -1304,7 +1304,7 @@
           <w:sz w:val="22"/>
           <w:szCs w:val="22"/>
         </w:rPr>
-        <w:t xml:space="preserve">To manage sensitive configurations like API keys</w:t>
+        <w:t>To speed up neural network training</w:t>
       </w:r>
     </w:p>
     <w:p>
@@ -1330,7 +1330,7 @@
           <w:sz w:val="22"/>
           <w:szCs w:val="22"/>
         </w:rPr>
-        <w:t xml:space="preserve">To speed up neural network training</w:t>
+        <w:t>To manage sensitive configurations like API keys</w:t>
       </w:r>
     </w:p>
     <w:p>
@@ -1564,7 +1564,7 @@
           <w:sz w:val="22"/>
           <w:szCs w:val="22"/>
         </w:rPr>
-        <w:t xml:space="preserve">Asynchronous and concurrent task execution</w:t>
+        <w:t>Database indexing</w:t>
       </w:r>
     </w:p>
     <w:p>
@@ -1616,7 +1616,7 @@
           <w:sz w:val="22"/>
           <w:szCs w:val="22"/>
         </w:rPr>
-        <w:t xml:space="preserve">Database indexing</w:t>
+        <w:t>Asynchronous and concurrent task execution</w:t>
       </w:r>
     </w:p>
     <w:p>
@@ -1694,7 +1694,7 @@
           <w:sz w:val="22"/>
           <w:szCs w:val="22"/>
         </w:rPr>
-        <w:t xml:space="preserve">Representational State Transfer</w:t>
+        <w:t>Remote Execution System Tool</w:t>
       </w:r>
     </w:p>
     <w:p>
@@ -1720,7 +1720,7 @@
           <w:sz w:val="22"/>
           <w:szCs w:val="22"/>
         </w:rPr>
-        <w:t xml:space="preserve">Remote Execution System Tool</w:t>
+        <w:t>Representational State Transfer</w:t>
       </w:r>
     </w:p>
     <w:p>
@@ -2084,7 +2084,7 @@
           <w:sz w:val="22"/>
           <w:szCs w:val="22"/>
         </w:rPr>
-        <w:t xml:space="preserve">To modify or enhance functions and classes</w:t>
+        <w:t>To format output text</w:t>
       </w:r>
     </w:p>
     <w:p>
@@ -2136,7 +2136,7 @@
           <w:sz w:val="22"/>
           <w:szCs w:val="22"/>
         </w:rPr>
-        <w:t xml:space="preserve">To format output text</w:t>
+        <w:t>To modify or enhance functions and classes</w:t>
       </w:r>
     </w:p>
     <w:p>
@@ -2214,7 +2214,7 @@
           <w:sz w:val="22"/>
           <w:szCs w:val="22"/>
         </w:rPr>
-        <w:t xml:space="preserve">json</w:t>
+        <w:t>csv</w:t>
       </w:r>
     </w:p>
     <w:p>
@@ -2240,7 +2240,7 @@
           <w:sz w:val="22"/>
           <w:szCs w:val="22"/>
         </w:rPr>
-        <w:t xml:space="preserve">csv</w:t>
+        <w:t>json</w:t>
       </w:r>
     </w:p>
     <w:p>
@@ -2517,7 +2517,7 @@
           <w:sz w:val="22"/>
           <w:szCs w:val="22"/>
         </w:rPr>
-        <w:t xml:space="preserve">OpenAI</w:t>
+        <w:t>Meta AI</w:t>
       </w:r>
     </w:p>
     <w:p>
@@ -2569,7 +2569,7 @@
           <w:sz w:val="22"/>
           <w:szCs w:val="22"/>
         </w:rPr>
-        <w:t xml:space="preserve">Meta AI</w:t>
+        <w:t>OpenAI</w:t>
       </w:r>
     </w:p>
     <w:p>
@@ -2881,7 +2881,7 @@
           <w:sz w:val="22"/>
           <w:szCs w:val="22"/>
         </w:rPr>
-        <w:t xml:space="preserve">Code compilation errors</w:t>
+        <w:t>Excessive API usage and resource exhaustion</w:t>
       </w:r>
     </w:p>
     <w:p>
@@ -2907,7 +2907,7 @@
           <w:sz w:val="22"/>
           <w:szCs w:val="22"/>
         </w:rPr>
-        <w:t xml:space="preserve">Excessive API usage and resource exhaustion</w:t>
+        <w:t>Code compilation errors</w:t>
       </w:r>
     </w:p>
     <w:p>
@@ -3037,7 +3037,7 @@
           <w:sz w:val="22"/>
           <w:szCs w:val="22"/>
         </w:rPr>
-        <w:t xml:space="preserve">Using environment variables</w:t>
+        <w:t>Writing in configuration files in the repo</w:t>
       </w:r>
     </w:p>
     <w:p>
@@ -3063,7 +3063,7 @@
           <w:sz w:val="22"/>
           <w:szCs w:val="22"/>
         </w:rPr>
-        <w:t xml:space="preserve">Writing in configuration files in the repo</w:t>
+        <w:t>Using environment variables</w:t>
       </w:r>
     </w:p>
     <w:p>
@@ -3427,7 +3427,7 @@
           <w:sz w:val="22"/>
           <w:szCs w:val="22"/>
         </w:rPr>
-        <w:t xml:space="preserve">To maintain backward compatibility while allowing updates</w:t>
+        <w:t>To encrypt data transmission</w:t>
       </w:r>
     </w:p>
     <w:p>
@@ -3479,7 +3479,7 @@
           <w:sz w:val="22"/>
           <w:szCs w:val="22"/>
         </w:rPr>
-        <w:t xml:space="preserve">To encrypt data transmission</w:t>
+        <w:t>To maintain backward compatibility while allowing updates</w:t>
       </w:r>
     </w:p>
     <w:p>
@@ -3687,7 +3687,7 @@
           <w:sz w:val="22"/>
           <w:szCs w:val="22"/>
         </w:rPr>
-        <w:t xml:space="preserve">To process requests and responses between client and API</w:t>
+        <w:t>To create database backups</w:t>
       </w:r>
     </w:p>
     <w:p>
@@ -3713,7 +3713,7 @@
           <w:sz w:val="22"/>
           <w:szCs w:val="22"/>
         </w:rPr>
-        <w:t xml:space="preserve">To create database backups</w:t>
+        <w:t>To process requests and responses between client and API</w:t>
       </w:r>
     </w:p>
     <w:p>
@@ -3817,7 +3817,7 @@
           <w:sz w:val="22"/>
           <w:szCs w:val="22"/>
         </w:rPr>
-        <w:t xml:space="preserve">Authorization</w:t>
+        <w:t>Cache-Control</w:t>
       </w:r>
     </w:p>
     <w:p>
@@ -3869,7 +3869,7 @@
           <w:sz w:val="22"/>
           <w:szCs w:val="22"/>
         </w:rPr>
-        <w:t xml:space="preserve">Cache-Control</w:t>
+        <w:t>Authorization</w:t>
       </w:r>
     </w:p>
     <w:p>
@@ -4510,7 +4510,7 @@
           <w:sz w:val="22"/>
           <w:szCs w:val="22"/>
         </w:rPr>
-        <w:t xml:space="preserve">To automate data extraction, transformation, and loading (ETL)</w:t>
+        <w:t>To create user interfaces</w:t>
       </w:r>
     </w:p>
     <w:p>
@@ -4562,7 +4562,7 @@
           <w:sz w:val="22"/>
           <w:szCs w:val="22"/>
         </w:rPr>
-        <w:t xml:space="preserve">To create user interfaces</w:t>
+        <w:t>To automate data extraction, transformation, and loading (ETL)</w:t>
       </w:r>
     </w:p>
     <w:p>
@@ -4640,7 +4640,7 @@
           <w:sz w:val="22"/>
           <w:szCs w:val="22"/>
         </w:rPr>
-        <w:t xml:space="preserve">Relational SQL databases</w:t>
+        <w:t>File systems only</w:t>
       </w:r>
     </w:p>
     <w:p>
@@ -4666,7 +4666,7 @@
           <w:sz w:val="22"/>
           <w:szCs w:val="22"/>
         </w:rPr>
-        <w:t xml:space="preserve">File systems only</w:t>
+        <w:t>Relational SQL databases</w:t>
       </w:r>
     </w:p>
     <w:p>
@@ -4744,7 +4744,7 @@
           <w:sz w:val="22"/>
           <w:szCs w:val="22"/>
         </w:rPr>
-        <w:t xml:space="preserve">Storing images</w:t>
+        <w:t>Storing numerical vectors for similarity search</w:t>
       </w:r>
     </w:p>
     <w:p>
@@ -4770,7 +4770,7 @@
           <w:sz w:val="22"/>
           <w:szCs w:val="22"/>
         </w:rPr>
-        <w:t xml:space="preserve">Storing numerical vectors for similarity search</w:t>
+        <w:t>Storing images</w:t>
       </w:r>
     </w:p>
     <w:p>
@@ -5290,7 +5290,7 @@
           <w:sz w:val="22"/>
           <w:szCs w:val="22"/>
         </w:rPr>
-        <w:t xml:space="preserve">Organizing data to reduce redundancy</w:t>
+        <w:t>Compressing file sizes</w:t>
       </w:r>
     </w:p>
     <w:p>
@@ -5342,7 +5342,7 @@
           <w:sz w:val="22"/>
           <w:szCs w:val="22"/>
         </w:rPr>
-        <w:t xml:space="preserve">Compressing file sizes</w:t>
+        <w:t>Organizing data to reduce redundancy</w:t>
       </w:r>
     </w:p>
     <w:p>
@@ -5550,7 +5550,7 @@
           <w:sz w:val="22"/>
           <w:szCs w:val="22"/>
         </w:rPr>
-        <w:t xml:space="preserve">Ensuring data accuracy, consistency, and completeness</w:t>
+        <w:t>The storage location of data</w:t>
       </w:r>
     </w:p>
     <w:p>
@@ -5576,7 +5576,7 @@
           <w:sz w:val="22"/>
           <w:szCs w:val="22"/>
         </w:rPr>
-        <w:t xml:space="preserve">The storage location of data</w:t>
+        <w:t>Ensuring data accuracy, consistency, and completeness</w:t>
       </w:r>
     </w:p>
     <w:p>
@@ -5940,7 +5940,7 @@
           <w:sz w:val="22"/>
           <w:szCs w:val="22"/>
         </w:rPr>
-        <w:t xml:space="preserve">Ensuring incoming data matches expected structure</w:t>
+        <w:t>Backing up databases</w:t>
       </w:r>
     </w:p>
     <w:p>
@@ -5992,7 +5992,7 @@
           <w:sz w:val="22"/>
           <w:szCs w:val="22"/>
         </w:rPr>
-        <w:t xml:space="preserve">Backing up databases</w:t>
+        <w:t>Ensuring incoming data matches expected structure</w:t>
       </w:r>
     </w:p>
     <w:p>
@@ -6200,7 +6200,7 @@
           <w:sz w:val="22"/>
           <w:szCs w:val="22"/>
         </w:rPr>
-        <w:t xml:space="preserve">Analytical queries and business intelligence</w:t>
+        <w:t>Storing user passwords</w:t>
       </w:r>
     </w:p>
     <w:p>
@@ -6226,7 +6226,7 @@
           <w:sz w:val="22"/>
           <w:szCs w:val="22"/>
         </w:rPr>
-        <w:t xml:space="preserve">Storing user passwords</w:t>
+        <w:t>Analytical queries and business intelligence</w:t>
       </w:r>
     </w:p>
     <w:p>
@@ -6503,7 +6503,7 @@
           <w:sz w:val="22"/>
           <w:szCs w:val="22"/>
         </w:rPr>
-        <w:t xml:space="preserve">Crafting effective input instructions to LLMs</w:t>
+        <w:t>Creating API endpoints</w:t>
       </w:r>
     </w:p>
     <w:p>
@@ -6555,7 +6555,7 @@
           <w:sz w:val="22"/>
           <w:szCs w:val="22"/>
         </w:rPr>
-        <w:t xml:space="preserve">Creating API endpoints</w:t>
+        <w:t>Crafting effective input instructions to LLMs</w:t>
       </w:r>
     </w:p>
     <w:p>
@@ -6607,7 +6607,7 @@
           <w:sz w:val="22"/>
           <w:szCs w:val="22"/>
         </w:rPr>
-        <w:t xml:space="preserve">To make it run faster</w:t>
+        <w:t>To adapt it to specific tasks or domains</w:t>
       </w:r>
     </w:p>
     <w:p>
@@ -6633,7 +6633,7 @@
           <w:sz w:val="22"/>
           <w:szCs w:val="22"/>
         </w:rPr>
-        <w:t xml:space="preserve">To adapt it to specific tasks or domains</w:t>
+        <w:t>To make it run faster</w:t>
       </w:r>
     </w:p>
     <w:p>
@@ -6893,7 +6893,7 @@
           <w:sz w:val="22"/>
           <w:szCs w:val="22"/>
         </w:rPr>
-        <w:t xml:space="preserve">A parameter controlling randomness in output generation</w:t>
+        <w:t>The time it takes to generate text</w:t>
       </w:r>
     </w:p>
     <w:p>
@@ -6919,7 +6919,7 @@
           <w:sz w:val="22"/>
           <w:szCs w:val="22"/>
         </w:rPr>
-        <w:t xml:space="preserve">The time it takes to generate text</w:t>
+        <w:t>A parameter controlling randomness in output generation</w:t>
       </w:r>
     </w:p>
     <w:p>
@@ -7153,7 +7153,7 @@
           <w:sz w:val="22"/>
           <w:szCs w:val="22"/>
         </w:rPr>
-        <w:t xml:space="preserve">A word or subword used by the model</w:t>
+        <w:t>A file format</w:t>
       </w:r>
     </w:p>
     <w:p>
@@ -7205,7 +7205,7 @@
           <w:sz w:val="22"/>
           <w:szCs w:val="22"/>
         </w:rPr>
-        <w:t xml:space="preserve">A file format</w:t>
+        <w:t>A word or subword used by the model</w:t>
       </w:r>
     </w:p>
     <w:p>
@@ -7387,7 +7387,7 @@
           <w:sz w:val="22"/>
           <w:szCs w:val="22"/>
         </w:rPr>
-        <w:t xml:space="preserve">Training a model on new data</w:t>
+        <w:t>Providing examples in the prompt for few-shot learning</w:t>
       </w:r>
     </w:p>
     <w:p>
@@ -7413,7 +7413,7 @@
           <w:sz w:val="22"/>
           <w:szCs w:val="22"/>
         </w:rPr>
-        <w:t xml:space="preserve">Providing examples in the prompt for few-shot learning</w:t>
+        <w:t>Training a model on new data</w:t>
       </w:r>
     </w:p>
     <w:p>
@@ -7673,7 +7673,7 @@
           <w:sz w:val="22"/>
           <w:szCs w:val="22"/>
         </w:rPr>
-        <w:t xml:space="preserve">Defining a persona/role for the LLM to adopt</w:t>
+        <w:t>Managing database permissions</w:t>
       </w:r>
     </w:p>
     <w:p>
@@ -7725,7 +7725,7 @@
           <w:sz w:val="22"/>
           <w:szCs w:val="22"/>
         </w:rPr>
-        <w:t xml:space="preserve">Managing database permissions</w:t>
+        <w:t>Defining a persona/role for the LLM to adopt</w:t>
       </w:r>
     </w:p>
     <w:p>
@@ -7933,7 +7933,7 @@
           <w:sz w:val="22"/>
           <w:szCs w:val="22"/>
         </w:rPr>
-        <w:t xml:space="preserve">Providing a few examples in the prompt to guide behavior</w:t>
+        <w:t>Using only a few parameters</w:t>
       </w:r>
     </w:p>
     <w:p>
@@ -7959,7 +7959,7 @@
           <w:sz w:val="22"/>
           <w:szCs w:val="22"/>
         </w:rPr>
-        <w:t xml:space="preserve">Using only a few parameters</w:t>
+        <w:t>Providing a few examples in the prompt to guide behavior</w:t>
       </w:r>
     </w:p>
     <w:p>
@@ -8496,7 +8496,7 @@
           <w:sz w:val="22"/>
           <w:szCs w:val="22"/>
         </w:rPr>
-        <w:t xml:space="preserve">Reasoning + Acting framework for LLM agents</w:t>
+        <w:t>Remote Activity and Computation</w:t>
       </w:r>
     </w:p>
     <w:p>
@@ -8548,7 +8548,7 @@
           <w:sz w:val="22"/>
           <w:szCs w:val="22"/>
         </w:rPr>
-        <w:t xml:space="preserve">Remote Activity and Computation</w:t>
+        <w:t>Reasoning + Acting framework for LLM agents</w:t>
       </w:r>
     </w:p>
     <w:p>
@@ -8600,7 +8600,7 @@
           <w:sz w:val="22"/>
           <w:szCs w:val="22"/>
         </w:rPr>
-        <w:t xml:space="preserve">Calling functions in Python</w:t>
+        <w:t>Enabling LLMs to invoke external tools/APIs</w:t>
       </w:r>
     </w:p>
     <w:p>
@@ -8626,7 +8626,7 @@
           <w:sz w:val="22"/>
           <w:szCs w:val="22"/>
         </w:rPr>
-        <w:t xml:space="preserve">Enabling LLMs to invoke external tools/APIs</w:t>
+        <w:t>Calling functions in Python</w:t>
       </w:r>
     </w:p>
     <w:p>
@@ -8886,7 +8886,7 @@
           <w:sz w:val="22"/>
           <w:szCs w:val="22"/>
         </w:rPr>
-        <w:t xml:space="preserve">Repeated cycle of thought, action, and observation</w:t>
+        <w:t>A network loop topology</w:t>
       </w:r>
     </w:p>
     <w:p>
@@ -8912,7 +8912,7 @@
           <w:sz w:val="22"/>
           <w:szCs w:val="22"/>
         </w:rPr>
-        <w:t xml:space="preserve">A network loop topology</w:t>
+        <w:t>Repeated cycle of thought, action, and observation</w:t>
       </w:r>
     </w:p>
     <w:p>
@@ -9146,7 +9146,7 @@
           <w:sz w:val="22"/>
           <w:szCs w:val="22"/>
         </w:rPr>
-        <w:t xml:space="preserve">Storing conversation history and context</w:t>
+        <w:t>Disk storage</w:t>
       </w:r>
     </w:p>
     <w:p>
@@ -9198,7 +9198,7 @@
           <w:sz w:val="22"/>
           <w:szCs w:val="22"/>
         </w:rPr>
-        <w:t xml:space="preserve">Disk storage</w:t>
+        <w:t>Storing conversation history and context</w:t>
       </w:r>
     </w:p>
     <w:p>
@@ -9640,7 +9640,7 @@
           <w:sz w:val="22"/>
           <w:szCs w:val="22"/>
         </w:rPr>
-        <w:t xml:space="preserve">To measure HR performance</w:t>
+        <w:t>To assess agent task completion accuracy and efficiency</w:t>
       </w:r>
     </w:p>
     <w:p>
@@ -9666,7 +9666,7 @@
           <w:sz w:val="22"/>
           <w:szCs w:val="22"/>
         </w:rPr>
-        <w:t xml:space="preserve">To assess agent task completion accuracy and efficiency</w:t>
+        <w:t>To measure HR performance</w:t>
       </w:r>
     </w:p>
     <w:p>
@@ -9796,7 +9796,7 @@
           <w:sz w:val="22"/>
           <w:szCs w:val="22"/>
         </w:rPr>
-        <w:t xml:space="preserve">Iterative loop with feedback</w:t>
+        <w:t>One-time execution</w:t>
       </w:r>
     </w:p>
     <w:p>
@@ -9822,7 +9822,7 @@
           <w:sz w:val="22"/>
           <w:szCs w:val="22"/>
         </w:rPr>
-        <w:t xml:space="preserve">One-time execution</w:t>
+        <w:t>Iterative loop with feedback</w:t>
       </w:r>
     </w:p>
     <w:p>
@@ -10099,7 +10099,7 @@
           <w:sz w:val="22"/>
           <w:szCs w:val="22"/>
         </w:rPr>
-        <w:t xml:space="preserve">Retrieval-Augmented Generation</w:t>
+        <w:t>Remote API Gateway</w:t>
       </w:r>
     </w:p>
     <w:p>
@@ -10151,7 +10151,7 @@
           <w:sz w:val="22"/>
           <w:szCs w:val="22"/>
         </w:rPr>
-        <w:t xml:space="preserve">Remote API Gateway</w:t>
+        <w:t>Retrieval-Augmented Generation</w:t>
       </w:r>
     </w:p>
     <w:p>
@@ -10203,7 +10203,7 @@
           <w:sz w:val="22"/>
           <w:szCs w:val="22"/>
         </w:rPr>
-        <w:t xml:space="preserve">To compress files</w:t>
+        <w:t>To split documents into manageable pieces</w:t>
       </w:r>
     </w:p>
     <w:p>
@@ -10229,7 +10229,7 @@
           <w:sz w:val="22"/>
           <w:szCs w:val="22"/>
         </w:rPr>
-        <w:t xml:space="preserve">To split documents into manageable pieces</w:t>
+        <w:t>To compress files</w:t>
       </w:r>
     </w:p>
     <w:p>
@@ -10619,7 +10619,7 @@
           <w:sz w:val="22"/>
           <w:szCs w:val="22"/>
         </w:rPr>
-        <w:t xml:space="preserve">Fetching relevant documents based on query</w:t>
+        <w:t>Training the model</w:t>
       </w:r>
     </w:p>
     <w:p>
@@ -10645,7 +10645,7 @@
           <w:sz w:val="22"/>
           <w:szCs w:val="22"/>
         </w:rPr>
-        <w:t xml:space="preserve">Training the model</w:t>
+        <w:t>Fetching relevant documents based on query</w:t>
       </w:r>
     </w:p>
     <w:p>
@@ -10879,7 +10879,7 @@
           <w:sz w:val="22"/>
           <w:szCs w:val="22"/>
         </w:rPr>
-        <w:t xml:space="preserve">Structured representation of relationships between entities</w:t>
+        <w:t>A database diagram</w:t>
       </w:r>
     </w:p>
     <w:p>
@@ -10931,7 +10931,7 @@
           <w:sz w:val="22"/>
           <w:szCs w:val="22"/>
         </w:rPr>
-        <w:t xml:space="preserve">A database diagram</w:t>
+        <w:t>Structured representation of relationships between entities</w:t>
       </w:r>
     </w:p>
     <w:p>
@@ -11269,7 +11269,7 @@
           <w:sz w:val="22"/>
           <w:szCs w:val="22"/>
         </w:rPr>
-        <w:t xml:space="preserve">It allows dynamic knowledge updates without retraining</w:t>
+        <w:t>It reduces model size</w:t>
       </w:r>
     </w:p>
     <w:p>
@@ -11295,7 +11295,7 @@
           <w:sz w:val="22"/>
           <w:szCs w:val="22"/>
         </w:rPr>
-        <w:t xml:space="preserve">It reduces model size</w:t>
+        <w:t>It allows dynamic knowledge updates without retraining</w:t>
       </w:r>
     </w:p>
     <w:p>
@@ -11529,7 +11529,7 @@
           <w:sz w:val="22"/>
           <w:szCs w:val="22"/>
         </w:rPr>
-        <w:t xml:space="preserve">Vector database</w:t>
+        <w:t>Cache only</w:t>
       </w:r>
     </w:p>
     <w:p>
@@ -11581,7 +11581,7 @@
           <w:sz w:val="22"/>
           <w:szCs w:val="22"/>
         </w:rPr>
-        <w:t xml:space="preserve">Cache only</w:t>
+        <w:t>Vector database</w:t>
       </w:r>
     </w:p>
     <w:p>
@@ -12066,7 +12066,7 @@
           <w:sz w:val="22"/>
           <w:szCs w:val="22"/>
         </w:rPr>
-        <w:t xml:space="preserve">To watch employees work</w:t>
+        <w:t>To track model performance and detect issues</w:t>
       </w:r>
     </w:p>
     <w:p>
@@ -12092,7 +12092,7 @@
           <w:sz w:val="22"/>
           <w:szCs w:val="22"/>
         </w:rPr>
-        <w:t xml:space="preserve">To track model performance and detect issues</w:t>
+        <w:t>To watch employees work</w:t>
       </w:r>
     </w:p>
     <w:p>
@@ -12222,7 +12222,7 @@
           <w:sz w:val="22"/>
           <w:szCs w:val="22"/>
         </w:rPr>
-        <w:t xml:space="preserve">When model performance degrades due to data changes</w:t>
+        <w:t>A network drift</w:t>
       </w:r>
     </w:p>
     <w:p>
@@ -12248,7 +12248,7 @@
           <w:sz w:val="22"/>
           <w:szCs w:val="22"/>
         </w:rPr>
-        <w:t xml:space="preserve">A network drift</w:t>
+        <w:t>When model performance degrades due to data changes</w:t>
       </w:r>
     </w:p>
     <w:p>
@@ -12482,7 +12482,7 @@
           <w:sz w:val="22"/>
           <w:szCs w:val="22"/>
         </w:rPr>
-        <w:t xml:space="preserve">Strategy to switch between two identical production environments</w:t>
+        <w:t>Using multiple GPUs</w:t>
       </w:r>
     </w:p>
     <w:p>
@@ -12534,7 +12534,7 @@
           <w:sz w:val="22"/>
           <w:szCs w:val="22"/>
         </w:rPr>
-        <w:t xml:space="preserve">Using multiple GPUs</w:t>
+        <w:t>Strategy to switch between two identical production environments</w:t>
       </w:r>
     </w:p>
     <w:p>
@@ -13045,7 +13045,7 @@
           <w:sz w:val="22"/>
           <w:szCs w:val="22"/>
         </w:rPr>
-        <w:t xml:space="preserve">Controlling API usage to prevent abuse</w:t>
+        <w:t>Limiting database connections</w:t>
       </w:r>
     </w:p>
     <w:p>
@@ -13097,7 +13097,7 @@
           <w:sz w:val="22"/>
           <w:szCs w:val="22"/>
         </w:rPr>
-        <w:t xml:space="preserve">Limiting database connections</w:t>
+        <w:t>Controlling API usage to prevent abuse</w:t>
       </w:r>
     </w:p>
     <w:p>
@@ -13539,7 +13539,7 @@
           <w:sz w:val="22"/>
           <w:szCs w:val="22"/>
         </w:rPr>
-        <w:t xml:space="preserve">To increase API speed</w:t>
+        <w:t>To verify client identity and ensure security</w:t>
       </w:r>
     </w:p>
     <w:p>
@@ -13565,7 +13565,7 @@
           <w:sz w:val="22"/>
           <w:szCs w:val="22"/>
         </w:rPr>
-        <w:t xml:space="preserve">To verify client identity and ensure security</w:t>
+        <w:t>To increase API speed</w:t>
       </w:r>
     </w:p>
     <w:p>

--- a/AI for Engineers Course/AI_for_Engineers_Final_Certification_Test.docx
+++ b/AI for Engineers Course/AI_for_Engineers_Final_Certification_Test.docx
@@ -70,7 +70,7 @@
           <w:sz w:val="26"/>
           <w:szCs w:val="26"/>
         </w:rPr>
-        <w:t xml:space="preserve">PCAP Certification Exam</w:t>
+        <w:t>PCAIP Certification Exam</w:t>
       </w:r>
     </w:p>
     <w:p>
@@ -17159,6 +17159,8 @@
       </w:tr>
     </w:tbl>
     <w:sectPr>
+      <w:footerReference w:type="default" r:id="rId7"/>
+      <w:headerReference w:type="default" r:id="rId8"/>
       <w:pgSz w:w="11906" w:h="16838" w:orient="portrait"/>
       <w:pgMar w:top="1440" w:right="1440" w:bottom="1440" w:left="1440" w:header="708" w:footer="708" w:gutter="0"/>
       <w:pgNumType/>
@@ -17172,6 +17174,16 @@
 <w:comments xmlns:cx="http://schemas.microsoft.com/office/drawing/2014/chartex" xmlns:cx1="http://schemas.microsoft.com/office/drawing/2015/9/8/chartex" xmlns:cx2="http://schemas.microsoft.com/office/drawing/2015/10/21/chartex" xmlns:cx3="http://schemas.microsoft.com/office/drawing/2016/5/9/chartex" xmlns:cx4="http://schemas.microsoft.com/office/drawing/2016/5/10/chartex" xmlns:cx5="http://schemas.microsoft.com/office/drawing/2016/5/11/chartex" xmlns:cx6="http://schemas.microsoft.com/office/drawing/2016/5/12/chartex" xmlns:cx7="http://schemas.microsoft.com/office/drawing/2016/5/13/chartex" xmlns:cx8="http://schemas.microsoft.com/office/drawing/2016/5/14/chartex" xmlns:mc="http://schemas.openxmlformats.org/markup-compatibility/2006" xmlns:aink="http://schemas.microsoft.com/office/drawing/2016/ink" xmlns:am3d="http://schemas.microsoft.com/office/drawing/2017/model3d" xmlns:o="urn:schemas-microsoft-com:office:office" xmlns:r="http://schemas.openxmlformats.org/officeDocument/2006/relationships" xmlns:m="http://schemas.openxmlformats.org/officeDocument/2006/math" xmlns:v="urn:schemas-microsoft-com:vml" xmlns:wp14="http://schemas.microsoft.com/office/word/2010/wordprocessingDrawing" xmlns:wp="http://schemas.openxmlformats.org/drawingml/2006/wordprocessingDrawing" xmlns:w10="urn:schemas-microsoft-com:office:word" xmlns:w="http://schemas.openxmlformats.org/wordprocessingml/2006/main" xmlns:w14="http://schemas.microsoft.com/office/word/2010/wordml" xmlns:w15="http://schemas.microsoft.com/office/word/2012/wordml" xmlns:w16cex="http://schemas.microsoft.com/office/word/2018/wordml/cex" xmlns:w16cid="http://schemas.microsoft.com/office/word/2016/wordml/cid" xmlns:w16="http://schemas.microsoft.com/office/word/2018/wordml" xmlns:w16sdtdh="http://schemas.microsoft.com/office/word/2020/wordml/sdtdatahash" xmlns:w16se="http://schemas.microsoft.com/office/word/2015/wordml/symex" xmlns:wpg="http://schemas.microsoft.com/office/word/2010/wordprocessingGroup" xmlns:wpi="http://schemas.microsoft.com/office/word/2010/wordprocessingInk" xmlns:wne="http://schemas.microsoft.com/office/word/2006/wordml" xmlns:wps="http://schemas.microsoft.com/office/word/2010/wordprocessingShape"/>
 </file>
 
+<file path=word/footer1.xml><?xml version="1.0" encoding="utf-8"?>
+<w:ftr xmlns:m="http://schemas.openxmlformats.org/officeDocument/2006/math" xmlns:mc="http://schemas.openxmlformats.org/markup-compatibility/2006" xmlns:mo="http://schemas.microsoft.com/office/mac/office/2008/main" xmlns:mv="urn:schemas-microsoft-com:mac:vml" xmlns:o="urn:schemas-microsoft-com:office:office" xmlns:r="http://schemas.openxmlformats.org/officeDocument/2006/relationships" xmlns:v="urn:schemas-microsoft-com:vml" xmlns:w10="urn:schemas-microsoft-com:office:word" xmlns:w14="http://schemas.microsoft.com/office/word/2010/wordml" xmlns:w="http://schemas.openxmlformats.org/wordprocessingml/2006/main" xmlns:wne="http://schemas.microsoft.com/office/word/2006/wordml" xmlns:wp14="http://schemas.microsoft.com/office/word/2010/wordprocessingDrawing" xmlns:wp="http://schemas.openxmlformats.org/drawingml/2006/wordprocessingDrawing" xmlns:wpc="http://schemas.microsoft.com/office/word/2010/wordprocessingCanvas" xmlns:wpg="http://schemas.microsoft.com/office/word/2010/wordprocessingGroup" xmlns:wpi="http://schemas.microsoft.com/office/word/2010/wordprocessingInk" xmlns:wps="http://schemas.microsoft.com/office/word/2010/wordprocessingShape" mc:Ignorable="w14 wp14">
+  <w:p>
+    <w:pPr>
+      <w:pStyle w:val="Footer"/>
+    </w:pPr>
+  </w:p>
+</w:ftr>
+</file>
+
 <file path=word/footnotes.xml><?xml version="1.0" encoding="utf-8"?>
 <w:footnotes xmlns:wpc="http://schemas.microsoft.com/office/word/2010/wordprocessingCanvas" xmlns:mc="http://schemas.openxmlformats.org/markup-compatibility/2006" xmlns:o="urn:schemas-microsoft-com:office:office" xmlns:r="http://schemas.openxmlformats.org/officeDocument/2006/relationships" xmlns:m="http://schemas.openxmlformats.org/officeDocument/2006/math" xmlns:v="urn:schemas-microsoft-com:vml" xmlns:wp14="http://schemas.microsoft.com/office/word/2010/wordprocessingDrawing" xmlns:wp="http://schemas.openxmlformats.org/drawingml/2006/wordprocessingDrawing" xmlns:w10="urn:schemas-microsoft-com:office:word" xmlns:w="http://schemas.openxmlformats.org/wordprocessingml/2006/main" xmlns:w14="http://schemas.microsoft.com/office/word/2010/wordml" xmlns:w15="http://schemas.microsoft.com/office/word/2012/wordml" xmlns:wpg="http://schemas.microsoft.com/office/word/2010/wordprocessingGroup" xmlns:wpi="http://schemas.microsoft.com/office/word/2010/wordprocessingInk" xmlns:wne="http://schemas.microsoft.com/office/word/2006/wordml" xmlns:wps="http://schemas.microsoft.com/office/word/2010/wordprocessingShape" mc:Ignorable="w14 w15 wp14">
   <w:footnote w:type="separator" w:id="-1">
@@ -17207,6 +17219,16 @@
     </w:p>
   </w:footnote>
 </w:footnotes>
+</file>
+
+<file path=word/header1.xml><?xml version="1.0" encoding="utf-8"?>
+<w:hdr xmlns:m="http://schemas.openxmlformats.org/officeDocument/2006/math" xmlns:mc="http://schemas.openxmlformats.org/markup-compatibility/2006" xmlns:mo="http://schemas.microsoft.com/office/mac/office/2008/main" xmlns:mv="urn:schemas-microsoft-com:mac:vml" xmlns:o="urn:schemas-microsoft-com:office:office" xmlns:r="http://schemas.openxmlformats.org/officeDocument/2006/relationships" xmlns:v="urn:schemas-microsoft-com:vml" xmlns:w10="urn:schemas-microsoft-com:office:word" xmlns:w14="http://schemas.microsoft.com/office/word/2010/wordml" xmlns:w="http://schemas.openxmlformats.org/wordprocessingml/2006/main" xmlns:wne="http://schemas.microsoft.com/office/word/2006/wordml" xmlns:wp14="http://schemas.microsoft.com/office/word/2010/wordprocessingDrawing" xmlns:wp="http://schemas.openxmlformats.org/drawingml/2006/wordprocessingDrawing" xmlns:wpc="http://schemas.microsoft.com/office/word/2010/wordprocessingCanvas" xmlns:wpg="http://schemas.microsoft.com/office/word/2010/wordprocessingGroup" xmlns:wpi="http://schemas.microsoft.com/office/word/2010/wordprocessingInk" xmlns:wps="http://schemas.microsoft.com/office/word/2010/wordprocessingShape" mc:Ignorable="w14 wp14">
+  <w:p>
+    <w:pPr>
+      <w:pStyle w:val="Header"/>
+    </w:pPr>
+  </w:p>
+</w:hdr>
 </file>
 
 <file path=word/numbering.xml><?xml version="1.0" encoding="utf-8"?>
